--- a/The Rebellion.docx
+++ b/The Rebellion.docx
@@ -3826,6 +3826,103 @@
           </w:p>
         </w:tc>
       </w:tr>
+      <w:tr>
+        <w:trPr>
+          <w:cnfStyle w:val="000000100000" w:firstRow="0" w:lastRow="0" w:firstColumn="0" w:lastColumn="0" w:oddVBand="0" w:evenVBand="0" w:oddHBand="1" w:evenHBand="0" w:firstRowFirstColumn="0" w:firstRowLastColumn="0" w:lastRowFirstColumn="0" w:lastRowLastColumn="0"/>
+        </w:trPr>
+        <w:tc>
+          <w:tcPr>
+            <w:cnfStyle w:val="001000000000" w:firstRow="0" w:lastRow="0" w:firstColumn="1" w:lastColumn="0" w:oddVBand="0" w:evenVBand="0" w:oddHBand="0" w:evenHBand="0" w:firstRowFirstColumn="0" w:firstRowLastColumn="0" w:lastRowFirstColumn="0" w:lastRowLastColumn="0"/>
+            <w:tcW w:w="3005" w:type="dxa"/>
+          </w:tcPr>
+          <w:p>
+            <w:pPr>
+              <w:rPr>
+                <w:rFonts w:ascii="Arial Black" w:hAnsi="Arial Black"/>
+              </w:rPr>
+            </w:pPr>
+            <w:r>
+              <w:rPr>
+                <w:rFonts w:ascii="Arial Black" w:hAnsi="Arial Black"/>
+              </w:rPr>
+              <w:t xml:space="preserve">Team Lead agent </w:t>
+            </w:r>
+          </w:p>
+        </w:tc>
+        <w:tc>
+          <w:tcPr>
+            <w:tcW w:w="3005" w:type="dxa"/>
+          </w:tcPr>
+          <w:p>
+            <w:pPr>
+              <w:cnfStyle w:val="000000100000" w:firstRow="0" w:lastRow="0" w:firstColumn="0" w:lastColumn="0" w:oddVBand="0" w:evenVBand="0" w:oddHBand="1" w:evenHBand="0" w:firstRowFirstColumn="0" w:firstRowLastColumn="0" w:lastRowFirstColumn="0" w:lastRowLastColumn="0"/>
+              <w:rPr>
+                <w:rFonts w:ascii="Arial Black" w:hAnsi="Arial Black"/>
+                <w:b/>
+                <w:bCs/>
+              </w:rPr>
+            </w:pPr>
+            <w:r>
+              <w:rPr>
+                <w:rFonts w:ascii="Arial Black" w:hAnsi="Arial Black"/>
+                <w:b/>
+                <w:bCs/>
+              </w:rPr>
+              <w:t xml:space="preserve">Builds the </w:t>
+            </w:r>
+            <w:r>
+              <w:rPr>
+                <w:rFonts w:ascii="Arial Black" w:hAnsi="Arial Black"/>
+                <w:b/>
+                <w:bCs/>
+              </w:rPr>
+              <w:t xml:space="preserve">Agent </w:t>
+            </w:r>
+            <w:r>
+              <w:rPr>
+                <w:rFonts w:ascii="Arial Black" w:hAnsi="Arial Black"/>
+                <w:b/>
+                <w:bCs/>
+              </w:rPr>
+              <w:t xml:space="preserve">Orchestration </w:t>
+            </w:r>
+          </w:p>
+        </w:tc>
+        <w:tc>
+          <w:tcPr>
+            <w:tcW w:w="3006" w:type="dxa"/>
+          </w:tcPr>
+          <w:p>
+            <w:pPr>
+              <w:cnfStyle w:val="000000100000" w:firstRow="0" w:lastRow="0" w:firstColumn="0" w:lastColumn="0" w:oddVBand="0" w:evenVBand="0" w:oddHBand="1" w:evenHBand="0" w:firstRowFirstColumn="0" w:firstRowLastColumn="0" w:lastRowFirstColumn="0" w:lastRowLastColumn="0"/>
+              <w:rPr>
+                <w:rFonts w:ascii="Arial Black" w:eastAsia="Times New Roman" w:hAnsi="Arial Black" w:cs="Times New Roman"/>
+                <w:kern w:val="0"/>
+                <w:lang w:eastAsia="en-GB"/>
+                <w14:ligatures w14:val="none"/>
+              </w:rPr>
+            </w:pPr>
+            <w:r>
+              <w:rPr>
+                <w:rFonts w:ascii="Arial Black" w:eastAsia="Times New Roman" w:hAnsi="Arial Black" w:cs="Times New Roman"/>
+                <w:kern w:val="0"/>
+                <w:lang w:eastAsia="en-GB"/>
+                <w14:ligatures w14:val="none"/>
+              </w:rPr>
+              <w:t>None</w:t>
+            </w:r>
+            <w:r>
+              <w:rPr>
+                <w:rFonts w:ascii="Arial Black" w:eastAsia="Times New Roman" w:hAnsi="Arial Black" w:cs="Times New Roman"/>
+                <w:kern w:val="0"/>
+                <w:lang w:eastAsia="en-GB"/>
+                <w14:ligatures w14:val="none"/>
+              </w:rPr>
+              <w:t xml:space="preserve">   </w:t>
+            </w:r>
+          </w:p>
+        </w:tc>
+      </w:tr>
     </w:tbl>
     <w:p>
       <w:pPr>
@@ -4847,6 +4944,77 @@
           </w:p>
         </w:tc>
       </w:tr>
+      <w:tr>
+        <w:trPr>
+          <w:trHeight w:val="192"/>
+        </w:trPr>
+        <w:tc>
+          <w:tcPr>
+            <w:cnfStyle w:val="001000000000" w:firstRow="0" w:lastRow="0" w:firstColumn="1" w:lastColumn="0" w:oddVBand="0" w:evenVBand="0" w:oddHBand="0" w:evenHBand="0" w:firstRowFirstColumn="0" w:firstRowLastColumn="0" w:lastRowFirstColumn="0" w:lastRowLastColumn="0"/>
+            <w:tcW w:w="2289" w:type="dxa"/>
+          </w:tcPr>
+          <w:p>
+            <w:pPr>
+              <w:rPr>
+                <w:rFonts w:ascii="Arial Black" w:hAnsi="Arial Black"/>
+              </w:rPr>
+            </w:pPr>
+            <w:r>
+              <w:rPr>
+                <w:rFonts w:ascii="Arial Black" w:hAnsi="Arial Black"/>
+              </w:rPr>
+              <w:t>Team Lead agent</w:t>
+            </w:r>
+          </w:p>
+        </w:tc>
+        <w:tc>
+          <w:tcPr>
+            <w:tcW w:w="2400" w:type="dxa"/>
+          </w:tcPr>
+          <w:p>
+            <w:pPr>
+              <w:cnfStyle w:val="000000000000" w:firstRow="0" w:lastRow="0" w:firstColumn="0" w:lastColumn="0" w:oddVBand="0" w:evenVBand="0" w:oddHBand="0" w:evenHBand="0" w:firstRowFirstColumn="0" w:firstRowLastColumn="0" w:lastRowFirstColumn="0" w:lastRowLastColumn="0"/>
+              <w:rPr>
+                <w:rFonts w:ascii="Arial Black" w:hAnsi="Arial Black"/>
+              </w:rPr>
+            </w:pPr>
+            <w:r>
+              <w:rPr>
+                <w:rFonts w:ascii="Arial Black" w:hAnsi="Arial Black"/>
+                <w:b/>
+                <w:bCs/>
+              </w:rPr>
+              <w:t>Builds the Agent Orchestration</w:t>
+            </w:r>
+          </w:p>
+        </w:tc>
+        <w:tc>
+          <w:tcPr>
+            <w:tcW w:w="1880" w:type="dxa"/>
+          </w:tcPr>
+          <w:p>
+            <w:pPr>
+              <w:cnfStyle w:val="000000000000" w:firstRow="0" w:lastRow="0" w:firstColumn="0" w:lastColumn="0" w:oddVBand="0" w:evenVBand="0" w:oddHBand="0" w:evenHBand="0" w:firstRowFirstColumn="0" w:firstRowLastColumn="0" w:lastRowFirstColumn="0" w:lastRowLastColumn="0"/>
+              <w:rPr>
+                <w:rFonts w:ascii="Arial Black" w:hAnsi="Arial Black"/>
+              </w:rPr>
+            </w:pPr>
+          </w:p>
+        </w:tc>
+        <w:tc>
+          <w:tcPr>
+            <w:tcW w:w="2447" w:type="dxa"/>
+          </w:tcPr>
+          <w:p>
+            <w:pPr>
+              <w:cnfStyle w:val="000000000000" w:firstRow="0" w:lastRow="0" w:firstColumn="0" w:lastColumn="0" w:oddVBand="0" w:evenVBand="0" w:oddHBand="0" w:evenHBand="0" w:firstRowFirstColumn="0" w:firstRowLastColumn="0" w:lastRowFirstColumn="0" w:lastRowLastColumn="0"/>
+              <w:rPr>
+                <w:rFonts w:ascii="Arial Black" w:hAnsi="Arial Black"/>
+              </w:rPr>
+            </w:pPr>
+          </w:p>
+        </w:tc>
+      </w:tr>
     </w:tbl>
     <w:p>
       <w:pPr>
@@ -5145,7 +5313,6 @@
           <w:sz w:val="32"/>
           <w:szCs w:val="32"/>
         </w:rPr>
-        <w:lastRenderedPageBreak/>
         <w:t xml:space="preserve">Theme </w:t>
       </w:r>
     </w:p>
@@ -6500,6 +6667,7 @@
   <w:style w:type="character" w:default="1" w:styleId="DefaultParagraphFont">
     <w:name w:val="Default Paragraph Font"/>
     <w:uiPriority w:val="1"/>
+    <w:semiHidden/>
     <w:unhideWhenUsed/>
   </w:style>
   <w:style w:type="table" w:default="1" w:styleId="TableNormal">
